--- a/487 Capstone Presentation.docx
+++ b/487 Capstone Presentation.docx
@@ -36,7 +36,15 @@
         <w:spacing w:line="480" w:lineRule="auto"/>
       </w:pPr>
       <w:r>
-        <w:t xml:space="preserve">After launching the exe file the </w:t>
+        <w:t xml:space="preserve">After launching the exe </w:t>
+      </w:r>
+      <w:proofErr w:type="gramStart"/>
+      <w:r>
+        <w:t>file</w:t>
+      </w:r>
+      <w:proofErr w:type="gramEnd"/>
+      <w:r>
+        <w:t xml:space="preserve"> the </w:t>
       </w:r>
       <w:r>
         <w:rPr>
@@ -141,7 +149,15 @@
         <w:t>option button</w:t>
       </w:r>
       <w:r>
-        <w:t xml:space="preserve"> is clicked they will have the option to change the </w:t>
+        <w:t xml:space="preserve"> is </w:t>
+      </w:r>
+      <w:proofErr w:type="gramStart"/>
+      <w:r>
+        <w:t>clicked</w:t>
+      </w:r>
+      <w:proofErr w:type="gramEnd"/>
+      <w:r>
+        <w:t xml:space="preserve"> they will have the option to change the </w:t>
       </w:r>
       <w:r>
         <w:rPr>
@@ -156,7 +172,21 @@
         <w:rPr>
           <w:u w:val="single"/>
         </w:rPr>
-        <w:t xml:space="preserve"> sfx volume</w:t>
+        <w:t xml:space="preserve"> </w:t>
+      </w:r>
+      <w:proofErr w:type="spellStart"/>
+      <w:r>
+        <w:rPr>
+          <w:u w:val="single"/>
+        </w:rPr>
+        <w:t>sfx</w:t>
+      </w:r>
+      <w:proofErr w:type="spellEnd"/>
+      <w:r>
+        <w:rPr>
+          <w:u w:val="single"/>
+        </w:rPr>
+        <w:t xml:space="preserve"> volume</w:t>
       </w:r>
       <w:r>
         <w:t xml:space="preserve">, or the </w:t>
@@ -220,7 +250,15 @@
         <w:t>exit button</w:t>
       </w:r>
       <w:r>
-        <w:t xml:space="preserve"> is clicked the program itself will terminate and the window will be closed.</w:t>
+        <w:t xml:space="preserve"> is clicked the </w:t>
+      </w:r>
+      <w:proofErr w:type="gramStart"/>
+      <w:r>
+        <w:t>program</w:t>
+      </w:r>
+      <w:proofErr w:type="gramEnd"/>
+      <w:r>
+        <w:t xml:space="preserve"> itself will terminate and the window will be closed.</w:t>
       </w:r>
     </w:p>
     <w:p>
@@ -272,7 +310,15 @@
         <w:t>user</w:t>
       </w:r>
       <w:r>
-        <w:t xml:space="preserve"> will now have entered into the game itself. From here the </w:t>
+        <w:t xml:space="preserve"> will now have </w:t>
+      </w:r>
+      <w:proofErr w:type="gramStart"/>
+      <w:r>
+        <w:t>entered into</w:t>
+      </w:r>
+      <w:proofErr w:type="gramEnd"/>
+      <w:r>
+        <w:t xml:space="preserve"> the game itself. From here the </w:t>
       </w:r>
       <w:r>
         <w:rPr>
@@ -281,7 +327,15 @@
         <w:t>User</w:t>
       </w:r>
       <w:r>
-        <w:t xml:space="preserve"> continue clicking the text to read through the game’s dialogue. The game will provide the </w:t>
+        <w:t xml:space="preserve"> </w:t>
+      </w:r>
+      <w:proofErr w:type="gramStart"/>
+      <w:r>
+        <w:t>continue</w:t>
+      </w:r>
+      <w:proofErr w:type="gramEnd"/>
+      <w:r>
+        <w:t xml:space="preserve"> clicking the text to read through the game’s dialogue. The game will provide the </w:t>
       </w:r>
       <w:r>
         <w:rPr>
@@ -308,7 +362,17 @@
         <w:t>character trait screen</w:t>
       </w:r>
       <w:r>
-        <w:t xml:space="preserve"> that will effect the </w:t>
+        <w:t xml:space="preserve"> that will </w:t>
+      </w:r>
+      <w:proofErr w:type="spellStart"/>
+      <w:proofErr w:type="gramStart"/>
+      <w:r>
+        <w:t>effect</w:t>
+      </w:r>
+      <w:proofErr w:type="spellEnd"/>
+      <w:proofErr w:type="gramEnd"/>
+      <w:r>
+        <w:t xml:space="preserve"> the </w:t>
       </w:r>
       <w:r>
         <w:rPr>
@@ -341,11 +405,19 @@
         <w:rPr>
           <w:u w:val="single"/>
         </w:rPr>
-        <w:t>prologue screen.</w:t>
+        <w:t xml:space="preserve">prologue </w:t>
+      </w:r>
+      <w:proofErr w:type="gramStart"/>
+      <w:r>
+        <w:rPr>
+          <w:u w:val="single"/>
+        </w:rPr>
+        <w:t>screen.</w:t>
       </w:r>
       <w:r>
         <w:t>.</w:t>
       </w:r>
+      <w:proofErr w:type="gramEnd"/>
     </w:p>
     <w:p>
       <w:pPr>
@@ -378,7 +450,23 @@
         <w:spacing w:line="480" w:lineRule="auto"/>
       </w:pPr>
       <w:r>
-        <w:t xml:space="preserve">While in game there will be a buttons of the UI giving you different options. One of these is </w:t>
+        <w:t xml:space="preserve">While in </w:t>
+      </w:r>
+      <w:proofErr w:type="gramStart"/>
+      <w:r>
+        <w:t>game</w:t>
+      </w:r>
+      <w:proofErr w:type="gramEnd"/>
+      <w:r>
+        <w:t xml:space="preserve"> there will be a </w:t>
+      </w:r>
+      <w:proofErr w:type="gramStart"/>
+      <w:r>
+        <w:t>buttons of the UI</w:t>
+      </w:r>
+      <w:proofErr w:type="gramEnd"/>
+      <w:r>
+        <w:t xml:space="preserve"> giving you different options. One of these is </w:t>
       </w:r>
       <w:r>
         <w:rPr>
@@ -431,7 +519,23 @@
         <w:t xml:space="preserve"> user’s save states</w:t>
       </w:r>
       <w:r>
-        <w:t xml:space="preserve"> that they inputted. If the user clicks on it they will be able to load the game from where they saved it</w:t>
+        <w:t xml:space="preserve"> that they </w:t>
+      </w:r>
+      <w:proofErr w:type="gramStart"/>
+      <w:r>
+        <w:t>inputted</w:t>
+      </w:r>
+      <w:proofErr w:type="gramEnd"/>
+      <w:r>
+        <w:t xml:space="preserve">. If the user clicks on </w:t>
+      </w:r>
+      <w:proofErr w:type="gramStart"/>
+      <w:r>
+        <w:t>it</w:t>
+      </w:r>
+      <w:proofErr w:type="gramEnd"/>
+      <w:r>
+        <w:t xml:space="preserve"> they will be able to load the game from where they saved it</w:t>
       </w:r>
     </w:p>
     <w:p>
@@ -465,7 +569,15 @@
         <w:t>exit game button</w:t>
       </w:r>
       <w:r>
-        <w:t>. A pop up will ask if they are sure they want to close the game if they say yes the game will exit, and if they say no it will redirect them back to the game</w:t>
+        <w:t xml:space="preserve">. A pop up will ask if they are sure they want to close the game if they say </w:t>
+      </w:r>
+      <w:proofErr w:type="gramStart"/>
+      <w:r>
+        <w:t>yes</w:t>
+      </w:r>
+      <w:proofErr w:type="gramEnd"/>
+      <w:r>
+        <w:t xml:space="preserve"> the game will exit, and if they say no it will redirect them back to the game</w:t>
       </w:r>
     </w:p>
     <w:p>
@@ -883,6 +995,9 @@
     <w:p>
       <w:pPr>
         <w:spacing w:line="480" w:lineRule="auto"/>
+        <w:rPr>
+          <w:noProof/>
+        </w:rPr>
       </w:pPr>
       <w:r>
         <w:t xml:space="preserve">GUI: </w:t>
@@ -897,34 +1012,265 @@
           <w:noProof/>
         </w:rPr>
         <w:drawing>
-          <wp:inline distT="114300" distB="114300" distL="114300" distR="114300" wp14:anchorId="35AC899D" wp14:editId="37282DA1">
-            <wp:extent cx="5943600" cy="3340100"/>
+          <wp:inline distT="0" distB="0" distL="0" distR="0" wp14:anchorId="1EA5C268" wp14:editId="567216D6">
+            <wp:extent cx="3905250" cy="2190750"/>
             <wp:effectExtent l="0" t="0" r="0" b="0"/>
-            <wp:docPr id="2" name="image3.png"/>
-            <wp:cNvGraphicFramePr/>
+            <wp:docPr id="10" name="Picture 10" descr="A picture containing text, clock&#10;&#10;Description automatically generated"/>
+            <wp:cNvGraphicFramePr>
+              <a:graphicFrameLocks xmlns:a="http://schemas.openxmlformats.org/drawingml/2006/main" noChangeAspect="1"/>
+            </wp:cNvGraphicFramePr>
             <a:graphic xmlns:a="http://schemas.openxmlformats.org/drawingml/2006/main">
               <a:graphicData uri="http://schemas.openxmlformats.org/drawingml/2006/picture">
                 <pic:pic xmlns:pic="http://schemas.openxmlformats.org/drawingml/2006/picture">
                   <pic:nvPicPr>
-                    <pic:cNvPr id="0" name="image3.png"/>
-                    <pic:cNvPicPr preferRelativeResize="0"/>
+                    <pic:cNvPr id="10" name="Picture 10" descr="A picture containing text, clock&#10;&#10;Description automatically generated"/>
+                    <pic:cNvPicPr>
+                      <a:picLocks noChangeAspect="1" noChangeArrowheads="1"/>
+                    </pic:cNvPicPr>
                   </pic:nvPicPr>
                   <pic:blipFill>
-                    <a:blip r:embed="rId8"/>
+                    <a:blip r:embed="rId8" cstate="print">
+                      <a:extLst>
+                        <a:ext uri="{28A0092B-C50C-407E-A947-70E740481C1C}">
+                          <a14:useLocalDpi xmlns:a14="http://schemas.microsoft.com/office/drawing/2010/main" val="0"/>
+                        </a:ext>
+                      </a:extLst>
+                    </a:blip>
                     <a:srcRect/>
                     <a:stretch>
                       <a:fillRect/>
                     </a:stretch>
                   </pic:blipFill>
-                  <pic:spPr>
+                  <pic:spPr bwMode="auto">
                     <a:xfrm>
                       <a:off x="0" y="0"/>
-                      <a:ext cx="5943600" cy="3340100"/>
+                      <a:ext cx="3905250" cy="2190750"/>
                     </a:xfrm>
                     <a:prstGeom prst="rect">
                       <a:avLst/>
                     </a:prstGeom>
-                    <a:ln/>
+                    <a:noFill/>
+                    <a:ln>
+                      <a:noFill/>
+                    </a:ln>
+                  </pic:spPr>
+                </pic:pic>
+              </a:graphicData>
+            </a:graphic>
+          </wp:inline>
+        </w:drawing>
+      </w:r>
+    </w:p>
+    <w:p>
+      <w:pPr>
+        <w:spacing w:line="480" w:lineRule="auto"/>
+      </w:pPr>
+      <w:r>
+        <w:rPr>
+          <w:noProof/>
+        </w:rPr>
+        <w:drawing>
+          <wp:inline distT="0" distB="0" distL="0" distR="0" wp14:anchorId="1BF4BCE9" wp14:editId="619D997B">
+            <wp:extent cx="3905250" cy="2190750"/>
+            <wp:effectExtent l="0" t="0" r="0" b="0"/>
+            <wp:docPr id="7" name="Picture 7" descr="A picture containing text, outdoor, sign&#10;&#10;Description automatically generated"/>
+            <wp:cNvGraphicFramePr>
+              <a:graphicFrameLocks xmlns:a="http://schemas.openxmlformats.org/drawingml/2006/main" noChangeAspect="1"/>
+            </wp:cNvGraphicFramePr>
+            <a:graphic xmlns:a="http://schemas.openxmlformats.org/drawingml/2006/main">
+              <a:graphicData uri="http://schemas.openxmlformats.org/drawingml/2006/picture">
+                <pic:pic xmlns:pic="http://schemas.openxmlformats.org/drawingml/2006/picture">
+                  <pic:nvPicPr>
+                    <pic:cNvPr id="7" name="Picture 7" descr="A picture containing text, outdoor, sign&#10;&#10;Description automatically generated"/>
+                    <pic:cNvPicPr>
+                      <a:picLocks noChangeAspect="1" noChangeArrowheads="1"/>
+                    </pic:cNvPicPr>
+                  </pic:nvPicPr>
+                  <pic:blipFill>
+                    <a:blip r:embed="rId9" cstate="print">
+                      <a:extLst>
+                        <a:ext uri="{28A0092B-C50C-407E-A947-70E740481C1C}">
+                          <a14:useLocalDpi xmlns:a14="http://schemas.microsoft.com/office/drawing/2010/main" val="0"/>
+                        </a:ext>
+                      </a:extLst>
+                    </a:blip>
+                    <a:srcRect/>
+                    <a:stretch>
+                      <a:fillRect/>
+                    </a:stretch>
+                  </pic:blipFill>
+                  <pic:spPr bwMode="auto">
+                    <a:xfrm>
+                      <a:off x="0" y="0"/>
+                      <a:ext cx="3905250" cy="2190750"/>
+                    </a:xfrm>
+                    <a:prstGeom prst="rect">
+                      <a:avLst/>
+                    </a:prstGeom>
+                    <a:noFill/>
+                    <a:ln>
+                      <a:noFill/>
+                    </a:ln>
+                  </pic:spPr>
+                </pic:pic>
+              </a:graphicData>
+            </a:graphic>
+          </wp:inline>
+        </w:drawing>
+      </w:r>
+      <w:r>
+        <w:rPr>
+          <w:noProof/>
+        </w:rPr>
+        <w:drawing>
+          <wp:inline distT="0" distB="0" distL="0" distR="0" wp14:anchorId="38394C74" wp14:editId="5C4DA70A">
+            <wp:extent cx="3905250" cy="2190750"/>
+            <wp:effectExtent l="0" t="0" r="0" b="0"/>
+            <wp:docPr id="8" name="Picture 8"/>
+            <wp:cNvGraphicFramePr>
+              <a:graphicFrameLocks xmlns:a="http://schemas.openxmlformats.org/drawingml/2006/main" noChangeAspect="1"/>
+            </wp:cNvGraphicFramePr>
+            <a:graphic xmlns:a="http://schemas.openxmlformats.org/drawingml/2006/main">
+              <a:graphicData uri="http://schemas.openxmlformats.org/drawingml/2006/picture">
+                <pic:pic xmlns:pic="http://schemas.openxmlformats.org/drawingml/2006/picture">
+                  <pic:nvPicPr>
+                    <pic:cNvPr id="0" name="Picture 3"/>
+                    <pic:cNvPicPr>
+                      <a:picLocks noChangeAspect="1" noChangeArrowheads="1"/>
+                    </pic:cNvPicPr>
+                  </pic:nvPicPr>
+                  <pic:blipFill>
+                    <a:blip r:embed="rId10" cstate="print">
+                      <a:extLst>
+                        <a:ext uri="{28A0092B-C50C-407E-A947-70E740481C1C}">
+                          <a14:useLocalDpi xmlns:a14="http://schemas.microsoft.com/office/drawing/2010/main" val="0"/>
+                        </a:ext>
+                      </a:extLst>
+                    </a:blip>
+                    <a:srcRect/>
+                    <a:stretch>
+                      <a:fillRect/>
+                    </a:stretch>
+                  </pic:blipFill>
+                  <pic:spPr bwMode="auto">
+                    <a:xfrm>
+                      <a:off x="0" y="0"/>
+                      <a:ext cx="3905250" cy="2190750"/>
+                    </a:xfrm>
+                    <a:prstGeom prst="rect">
+                      <a:avLst/>
+                    </a:prstGeom>
+                    <a:noFill/>
+                    <a:ln>
+                      <a:noFill/>
+                    </a:ln>
+                  </pic:spPr>
+                </pic:pic>
+              </a:graphicData>
+            </a:graphic>
+          </wp:inline>
+        </w:drawing>
+      </w:r>
+      <w:r>
+        <w:rPr>
+          <w:noProof/>
+        </w:rPr>
+        <w:lastRenderedPageBreak/>
+        <w:drawing>
+          <wp:inline distT="0" distB="0" distL="0" distR="0" wp14:anchorId="47488C5C" wp14:editId="020FCBDC">
+            <wp:extent cx="3905250" cy="2190750"/>
+            <wp:effectExtent l="0" t="0" r="0" b="0"/>
+            <wp:docPr id="9" name="Picture 9"/>
+            <wp:cNvGraphicFramePr>
+              <a:graphicFrameLocks xmlns:a="http://schemas.openxmlformats.org/drawingml/2006/main" noChangeAspect="1"/>
+            </wp:cNvGraphicFramePr>
+            <a:graphic xmlns:a="http://schemas.openxmlformats.org/drawingml/2006/main">
+              <a:graphicData uri="http://schemas.openxmlformats.org/drawingml/2006/picture">
+                <pic:pic xmlns:pic="http://schemas.openxmlformats.org/drawingml/2006/picture">
+                  <pic:nvPicPr>
+                    <pic:cNvPr id="0" name="Picture 4"/>
+                    <pic:cNvPicPr>
+                      <a:picLocks noChangeAspect="1" noChangeArrowheads="1"/>
+                    </pic:cNvPicPr>
+                  </pic:nvPicPr>
+                  <pic:blipFill>
+                    <a:blip r:embed="rId11" cstate="print">
+                      <a:extLst>
+                        <a:ext uri="{28A0092B-C50C-407E-A947-70E740481C1C}">
+                          <a14:useLocalDpi xmlns:a14="http://schemas.microsoft.com/office/drawing/2010/main" val="0"/>
+                        </a:ext>
+                      </a:extLst>
+                    </a:blip>
+                    <a:srcRect/>
+                    <a:stretch>
+                      <a:fillRect/>
+                    </a:stretch>
+                  </pic:blipFill>
+                  <pic:spPr bwMode="auto">
+                    <a:xfrm>
+                      <a:off x="0" y="0"/>
+                      <a:ext cx="3905250" cy="2190750"/>
+                    </a:xfrm>
+                    <a:prstGeom prst="rect">
+                      <a:avLst/>
+                    </a:prstGeom>
+                    <a:noFill/>
+                    <a:ln>
+                      <a:noFill/>
+                    </a:ln>
+                  </pic:spPr>
+                </pic:pic>
+              </a:graphicData>
+            </a:graphic>
+          </wp:inline>
+        </w:drawing>
+      </w:r>
+      <w:r>
+        <w:rPr>
+          <w:noProof/>
+        </w:rPr>
+        <w:drawing>
+          <wp:inline distT="0" distB="0" distL="0" distR="0" wp14:anchorId="520AD318" wp14:editId="04512D45">
+            <wp:extent cx="3905250" cy="2190750"/>
+            <wp:effectExtent l="0" t="0" r="0" b="0"/>
+            <wp:docPr id="6" name="Picture 6" descr="A screenshot of a computer&#10;&#10;Description automatically generated with medium confidence"/>
+            <wp:cNvGraphicFramePr>
+              <a:graphicFrameLocks xmlns:a="http://schemas.openxmlformats.org/drawingml/2006/main" noChangeAspect="1"/>
+            </wp:cNvGraphicFramePr>
+            <a:graphic xmlns:a="http://schemas.openxmlformats.org/drawingml/2006/main">
+              <a:graphicData uri="http://schemas.openxmlformats.org/drawingml/2006/picture">
+                <pic:pic xmlns:pic="http://schemas.openxmlformats.org/drawingml/2006/picture">
+                  <pic:nvPicPr>
+                    <pic:cNvPr id="6" name="Picture 6" descr="A screenshot of a computer&#10;&#10;Description automatically generated with medium confidence"/>
+                    <pic:cNvPicPr>
+                      <a:picLocks noChangeAspect="1" noChangeArrowheads="1"/>
+                    </pic:cNvPicPr>
+                  </pic:nvPicPr>
+                  <pic:blipFill>
+                    <a:blip r:embed="rId12" cstate="print">
+                      <a:extLst>
+                        <a:ext uri="{28A0092B-C50C-407E-A947-70E740481C1C}">
+                          <a14:useLocalDpi xmlns:a14="http://schemas.microsoft.com/office/drawing/2010/main" val="0"/>
+                        </a:ext>
+                      </a:extLst>
+                    </a:blip>
+                    <a:srcRect/>
+                    <a:stretch>
+                      <a:fillRect/>
+                    </a:stretch>
+                  </pic:blipFill>
+                  <pic:spPr bwMode="auto">
+                    <a:xfrm>
+                      <a:off x="0" y="0"/>
+                      <a:ext cx="3905250" cy="2190750"/>
+                    </a:xfrm>
+                    <a:prstGeom prst="rect">
+                      <a:avLst/>
+                    </a:prstGeom>
+                    <a:noFill/>
+                    <a:ln>
+                      <a:noFill/>
+                    </a:ln>
                   </pic:spPr>
                 </pic:pic>
               </a:graphicData>
